--- a/ExamenParcialIIEstacionamiento/evidencias/Parcial II – Parte práctica Gerson Lopez.docx
+++ b/ExamenParcialIIEstacionamiento/evidencias/Parcial II – Parte práctica Gerson Lopez.docx
@@ -1291,6 +1291,68 @@
     <w:p>
       <w:pPr>
         <w:pStyle w:val="Sinespaciado"/>
+        <w:jc w:val="both"/>
+        <w:rPr>
+          <w:b/>
+          <w:color w:val="156082" w:themeColor="accent1"/>
+        </w:rPr>
+      </w:pPr>
+      <w:r>
+        <w:rPr>
+          <w:b/>
+          <w:color w:val="156082" w:themeColor="accent1"/>
+        </w:rPr>
+        <w:lastRenderedPageBreak/>
+        <w:drawing>
+          <wp:inline distT="0" distB="0" distL="0" distR="0" wp14:anchorId="28BE991B" wp14:editId="330473E8">
+            <wp:extent cx="4663844" cy="7780694"/>
+            <wp:effectExtent l="0" t="0" r="3810" b="0"/>
+            <wp:docPr id="1537887050" name="Imagen 1"/>
+            <wp:cNvGraphicFramePr>
+              <a:graphicFrameLocks xmlns:a="http://schemas.openxmlformats.org/drawingml/2006/main" noChangeAspect="1"/>
+            </wp:cNvGraphicFramePr>
+            <a:graphic xmlns:a="http://schemas.openxmlformats.org/drawingml/2006/main">
+              <a:graphicData uri="http://schemas.openxmlformats.org/drawingml/2006/picture">
+                <pic:pic xmlns:pic="http://schemas.openxmlformats.org/drawingml/2006/picture">
+                  <pic:nvPicPr>
+                    <pic:cNvPr id="1537887050" name=""/>
+                    <pic:cNvPicPr/>
+                  </pic:nvPicPr>
+                  <pic:blipFill>
+                    <a:blip r:embed="rId20"/>
+                    <a:stretch>
+                      <a:fillRect/>
+                    </a:stretch>
+                  </pic:blipFill>
+                  <pic:spPr>
+                    <a:xfrm>
+                      <a:off x="0" y="0"/>
+                      <a:ext cx="4663844" cy="7780694"/>
+                    </a:xfrm>
+                    <a:prstGeom prst="rect">
+                      <a:avLst/>
+                    </a:prstGeom>
+                  </pic:spPr>
+                </pic:pic>
+              </a:graphicData>
+            </a:graphic>
+          </wp:inline>
+        </w:drawing>
+      </w:r>
+    </w:p>
+    <w:p>
+      <w:pPr>
+        <w:pStyle w:val="Sinespaciado"/>
+        <w:jc w:val="both"/>
+        <w:rPr>
+          <w:b/>
+          <w:color w:val="156082" w:themeColor="accent1"/>
+        </w:rPr>
+      </w:pPr>
+    </w:p>
+    <w:p>
+      <w:pPr>
+        <w:pStyle w:val="Sinespaciado"/>
         <w:numPr>
           <w:ilvl w:val="0"/>
           <w:numId w:val="12"/>
@@ -1306,7 +1368,59 @@
           <w:b/>
           <w:color w:val="156082" w:themeColor="accent1"/>
         </w:rPr>
+        <w:lastRenderedPageBreak/>
         <w:t>Tabla creada.</w:t>
+      </w:r>
+    </w:p>
+    <w:p>
+      <w:pPr>
+        <w:pStyle w:val="Sinespaciado"/>
+        <w:jc w:val="both"/>
+        <w:rPr>
+          <w:b/>
+          <w:color w:val="156082" w:themeColor="accent1"/>
+        </w:rPr>
+      </w:pPr>
+      <w:r>
+        <w:rPr>
+          <w:b/>
+          <w:color w:val="156082" w:themeColor="accent1"/>
+        </w:rPr>
+        <w:drawing>
+          <wp:inline distT="0" distB="0" distL="0" distR="0" wp14:anchorId="76CF30C2" wp14:editId="252EA17B">
+            <wp:extent cx="5612130" cy="2508885"/>
+            <wp:effectExtent l="0" t="0" r="7620" b="5715"/>
+            <wp:docPr id="1727863466" name="Imagen 1"/>
+            <wp:cNvGraphicFramePr>
+              <a:graphicFrameLocks xmlns:a="http://schemas.openxmlformats.org/drawingml/2006/main" noChangeAspect="1"/>
+            </wp:cNvGraphicFramePr>
+            <a:graphic xmlns:a="http://schemas.openxmlformats.org/drawingml/2006/main">
+              <a:graphicData uri="http://schemas.openxmlformats.org/drawingml/2006/picture">
+                <pic:pic xmlns:pic="http://schemas.openxmlformats.org/drawingml/2006/picture">
+                  <pic:nvPicPr>
+                    <pic:cNvPr id="1727863466" name=""/>
+                    <pic:cNvPicPr/>
+                  </pic:nvPicPr>
+                  <pic:blipFill>
+                    <a:blip r:embed="rId21"/>
+                    <a:stretch>
+                      <a:fillRect/>
+                    </a:stretch>
+                  </pic:blipFill>
+                  <pic:spPr>
+                    <a:xfrm>
+                      <a:off x="0" y="0"/>
+                      <a:ext cx="5612130" cy="2508885"/>
+                    </a:xfrm>
+                    <a:prstGeom prst="rect">
+                      <a:avLst/>
+                    </a:prstGeom>
+                  </pic:spPr>
+                </pic:pic>
+              </a:graphicData>
+            </a:graphic>
+          </wp:inline>
+        </w:drawing>
       </w:r>
     </w:p>
     <w:p>
@@ -1333,22 +1447,269 @@
     <w:p>
       <w:pPr>
         <w:pStyle w:val="Sinespaciado"/>
+        <w:jc w:val="both"/>
+        <w:rPr>
+          <w:b/>
+          <w:color w:val="156082" w:themeColor="accent1"/>
+        </w:rPr>
+      </w:pPr>
+      <w:r>
+        <w:rPr>
+          <w:b/>
+          <w:color w:val="156082" w:themeColor="accent1"/>
+        </w:rPr>
+        <w:drawing>
+          <wp:inline distT="0" distB="0" distL="0" distR="0" wp14:anchorId="43AD90DA" wp14:editId="61D975CF">
+            <wp:extent cx="5612130" cy="1337945"/>
+            <wp:effectExtent l="0" t="0" r="7620" b="0"/>
+            <wp:docPr id="1114878788" name="Imagen 1"/>
+            <wp:cNvGraphicFramePr>
+              <a:graphicFrameLocks xmlns:a="http://schemas.openxmlformats.org/drawingml/2006/main" noChangeAspect="1"/>
+            </wp:cNvGraphicFramePr>
+            <a:graphic xmlns:a="http://schemas.openxmlformats.org/drawingml/2006/main">
+              <a:graphicData uri="http://schemas.openxmlformats.org/drawingml/2006/picture">
+                <pic:pic xmlns:pic="http://schemas.openxmlformats.org/drawingml/2006/picture">
+                  <pic:nvPicPr>
+                    <pic:cNvPr id="1114878788" name=""/>
+                    <pic:cNvPicPr/>
+                  </pic:nvPicPr>
+                  <pic:blipFill>
+                    <a:blip r:embed="rId22"/>
+                    <a:stretch>
+                      <a:fillRect/>
+                    </a:stretch>
+                  </pic:blipFill>
+                  <pic:spPr>
+                    <a:xfrm>
+                      <a:off x="0" y="0"/>
+                      <a:ext cx="5612130" cy="1337945"/>
+                    </a:xfrm>
+                    <a:prstGeom prst="rect">
+                      <a:avLst/>
+                    </a:prstGeom>
+                  </pic:spPr>
+                </pic:pic>
+              </a:graphicData>
+            </a:graphic>
+          </wp:inline>
+        </w:drawing>
+      </w:r>
+    </w:p>
+    <w:p>
+      <w:pPr>
+        <w:pStyle w:val="Sinespaciado"/>
+        <w:jc w:val="both"/>
+        <w:rPr>
+          <w:b/>
+          <w:color w:val="156082" w:themeColor="accent1"/>
+        </w:rPr>
+      </w:pPr>
+      <w:r>
+        <w:rPr>
+          <w:b/>
+          <w:color w:val="156082" w:themeColor="accent1"/>
+        </w:rPr>
+        <w:drawing>
+          <wp:inline distT="0" distB="0" distL="0" distR="0" wp14:anchorId="59FAC972" wp14:editId="75A2E88B">
+            <wp:extent cx="5612130" cy="972185"/>
+            <wp:effectExtent l="0" t="0" r="7620" b="0"/>
+            <wp:docPr id="1675675395" name="Imagen 1"/>
+            <wp:cNvGraphicFramePr>
+              <a:graphicFrameLocks xmlns:a="http://schemas.openxmlformats.org/drawingml/2006/main" noChangeAspect="1"/>
+            </wp:cNvGraphicFramePr>
+            <a:graphic xmlns:a="http://schemas.openxmlformats.org/drawingml/2006/main">
+              <a:graphicData uri="http://schemas.openxmlformats.org/drawingml/2006/picture">
+                <pic:pic xmlns:pic="http://schemas.openxmlformats.org/drawingml/2006/picture">
+                  <pic:nvPicPr>
+                    <pic:cNvPr id="1675675395" name=""/>
+                    <pic:cNvPicPr/>
+                  </pic:nvPicPr>
+                  <pic:blipFill>
+                    <a:blip r:embed="rId23"/>
+                    <a:stretch>
+                      <a:fillRect/>
+                    </a:stretch>
+                  </pic:blipFill>
+                  <pic:spPr>
+                    <a:xfrm>
+                      <a:off x="0" y="0"/>
+                      <a:ext cx="5612130" cy="972185"/>
+                    </a:xfrm>
+                    <a:prstGeom prst="rect">
+                      <a:avLst/>
+                    </a:prstGeom>
+                  </pic:spPr>
+                </pic:pic>
+              </a:graphicData>
+            </a:graphic>
+          </wp:inline>
+        </w:drawing>
+      </w:r>
+    </w:p>
+    <w:p>
+      <w:pPr>
+        <w:pStyle w:val="Sinespaciado"/>
+        <w:jc w:val="both"/>
+        <w:rPr>
+          <w:b/>
+          <w:color w:val="156082" w:themeColor="accent1"/>
+        </w:rPr>
+      </w:pPr>
+    </w:p>
+    <w:p>
+      <w:pPr>
+        <w:pStyle w:val="Sinespaciado"/>
+        <w:jc w:val="both"/>
+        <w:rPr>
+          <w:b/>
+          <w:color w:val="156082" w:themeColor="accent1"/>
+        </w:rPr>
+      </w:pPr>
+    </w:p>
+    <w:p>
+      <w:pPr>
+        <w:pStyle w:val="Sinespaciado"/>
+        <w:jc w:val="both"/>
+        <w:rPr>
+          <w:b/>
+          <w:color w:val="156082" w:themeColor="accent1"/>
+        </w:rPr>
+      </w:pPr>
+    </w:p>
+    <w:p>
+      <w:pPr>
+        <w:pStyle w:val="Sinespaciado"/>
+        <w:jc w:val="both"/>
+        <w:rPr>
+          <w:b/>
+          <w:color w:val="156082" w:themeColor="accent1"/>
+        </w:rPr>
+      </w:pPr>
+    </w:p>
+    <w:p>
+      <w:pPr>
+        <w:pStyle w:val="Sinespaciado"/>
         <w:numPr>
           <w:ilvl w:val="0"/>
           <w:numId w:val="12"/>
         </w:numPr>
-        <w:jc w:val="both"/>
-        <w:rPr>
-          <w:b/>
-          <w:color w:val="156082" w:themeColor="accent1"/>
-        </w:rPr>
-      </w:pPr>
-      <w:r>
-        <w:rPr>
-          <w:b/>
-          <w:color w:val="156082" w:themeColor="accent1"/>
-        </w:rPr>
+        <w:spacing w:after="0"/>
+        <w:jc w:val="both"/>
+        <w:rPr>
+          <w:b/>
+          <w:color w:val="156082" w:themeColor="accent1"/>
+        </w:rPr>
+      </w:pPr>
+      <w:r>
+        <w:rPr>
+          <w:b/>
+          <w:color w:val="156082" w:themeColor="accent1"/>
+        </w:rPr>
+        <w:lastRenderedPageBreak/>
         <w:t>Consultas solicitadas.</w:t>
+      </w:r>
+    </w:p>
+    <w:p>
+      <w:pPr>
+        <w:pStyle w:val="Sinespaciado"/>
+        <w:spacing w:after="0"/>
+        <w:jc w:val="both"/>
+        <w:rPr>
+          <w:b/>
+          <w:color w:val="156082" w:themeColor="accent1"/>
+        </w:rPr>
+      </w:pPr>
+      <w:r>
+        <w:rPr>
+          <w:b/>
+          <w:color w:val="156082" w:themeColor="accent1"/>
+        </w:rPr>
+        <w:drawing>
+          <wp:inline distT="0" distB="0" distL="0" distR="0" wp14:anchorId="599DAB51" wp14:editId="54188975">
+            <wp:extent cx="5162550" cy="1373292"/>
+            <wp:effectExtent l="0" t="0" r="0" b="0"/>
+            <wp:docPr id="1825561284" name="Imagen 1"/>
+            <wp:cNvGraphicFramePr>
+              <a:graphicFrameLocks xmlns:a="http://schemas.openxmlformats.org/drawingml/2006/main" noChangeAspect="1"/>
+            </wp:cNvGraphicFramePr>
+            <a:graphic xmlns:a="http://schemas.openxmlformats.org/drawingml/2006/main">
+              <a:graphicData uri="http://schemas.openxmlformats.org/drawingml/2006/picture">
+                <pic:pic xmlns:pic="http://schemas.openxmlformats.org/drawingml/2006/picture">
+                  <pic:nvPicPr>
+                    <pic:cNvPr id="1825561284" name=""/>
+                    <pic:cNvPicPr/>
+                  </pic:nvPicPr>
+                  <pic:blipFill>
+                    <a:blip r:embed="rId24"/>
+                    <a:stretch>
+                      <a:fillRect/>
+                    </a:stretch>
+                  </pic:blipFill>
+                  <pic:spPr>
+                    <a:xfrm>
+                      <a:off x="0" y="0"/>
+                      <a:ext cx="5179058" cy="1377683"/>
+                    </a:xfrm>
+                    <a:prstGeom prst="rect">
+                      <a:avLst/>
+                    </a:prstGeom>
+                  </pic:spPr>
+                </pic:pic>
+              </a:graphicData>
+            </a:graphic>
+          </wp:inline>
+        </w:drawing>
+      </w:r>
+    </w:p>
+    <w:p>
+      <w:pPr>
+        <w:pStyle w:val="Sinespaciado"/>
+        <w:jc w:val="both"/>
+        <w:rPr>
+          <w:b/>
+          <w:color w:val="156082" w:themeColor="accent1"/>
+        </w:rPr>
+      </w:pPr>
+      <w:r>
+        <w:rPr>
+          <w:b/>
+          <w:color w:val="156082" w:themeColor="accent1"/>
+        </w:rPr>
+        <w:drawing>
+          <wp:inline distT="0" distB="0" distL="0" distR="0" wp14:anchorId="2ADBAEC4" wp14:editId="0D8C4960">
+            <wp:extent cx="5153025" cy="1322365"/>
+            <wp:effectExtent l="0" t="0" r="0" b="0"/>
+            <wp:docPr id="1631350262" name="Imagen 1"/>
+            <wp:cNvGraphicFramePr>
+              <a:graphicFrameLocks xmlns:a="http://schemas.openxmlformats.org/drawingml/2006/main" noChangeAspect="1"/>
+            </wp:cNvGraphicFramePr>
+            <a:graphic xmlns:a="http://schemas.openxmlformats.org/drawingml/2006/main">
+              <a:graphicData uri="http://schemas.openxmlformats.org/drawingml/2006/picture">
+                <pic:pic xmlns:pic="http://schemas.openxmlformats.org/drawingml/2006/picture">
+                  <pic:nvPicPr>
+                    <pic:cNvPr id="1631350262" name=""/>
+                    <pic:cNvPicPr/>
+                  </pic:nvPicPr>
+                  <pic:blipFill>
+                    <a:blip r:embed="rId25"/>
+                    <a:stretch>
+                      <a:fillRect/>
+                    </a:stretch>
+                  </pic:blipFill>
+                  <pic:spPr>
+                    <a:xfrm>
+                      <a:off x="0" y="0"/>
+                      <a:ext cx="5162765" cy="1324865"/>
+                    </a:xfrm>
+                    <a:prstGeom prst="rect">
+                      <a:avLst/>
+                    </a:prstGeom>
+                  </pic:spPr>
+                </pic:pic>
+              </a:graphicData>
+            </a:graphic>
+          </wp:inline>
+        </w:drawing>
       </w:r>
     </w:p>
     <w:p>
@@ -1375,6 +1736,57 @@
     <w:p>
       <w:pPr>
         <w:pStyle w:val="Sinespaciado"/>
+        <w:jc w:val="both"/>
+        <w:rPr>
+          <w:b/>
+          <w:color w:val="156082" w:themeColor="accent1"/>
+        </w:rPr>
+      </w:pPr>
+      <w:r>
+        <w:rPr>
+          <w:b/>
+          <w:color w:val="156082" w:themeColor="accent1"/>
+        </w:rPr>
+        <w:drawing>
+          <wp:inline distT="0" distB="0" distL="0" distR="0" wp14:anchorId="19EF288C" wp14:editId="51E32811">
+            <wp:extent cx="5438775" cy="1554463"/>
+            <wp:effectExtent l="0" t="0" r="0" b="8255"/>
+            <wp:docPr id="45662807" name="Imagen 1"/>
+            <wp:cNvGraphicFramePr>
+              <a:graphicFrameLocks xmlns:a="http://schemas.openxmlformats.org/drawingml/2006/main" noChangeAspect="1"/>
+            </wp:cNvGraphicFramePr>
+            <a:graphic xmlns:a="http://schemas.openxmlformats.org/drawingml/2006/main">
+              <a:graphicData uri="http://schemas.openxmlformats.org/drawingml/2006/picture">
+                <pic:pic xmlns:pic="http://schemas.openxmlformats.org/drawingml/2006/picture">
+                  <pic:nvPicPr>
+                    <pic:cNvPr id="45662807" name=""/>
+                    <pic:cNvPicPr/>
+                  </pic:nvPicPr>
+                  <pic:blipFill>
+                    <a:blip r:embed="rId26"/>
+                    <a:stretch>
+                      <a:fillRect/>
+                    </a:stretch>
+                  </pic:blipFill>
+                  <pic:spPr>
+                    <a:xfrm>
+                      <a:off x="0" y="0"/>
+                      <a:ext cx="5457519" cy="1559820"/>
+                    </a:xfrm>
+                    <a:prstGeom prst="rect">
+                      <a:avLst/>
+                    </a:prstGeom>
+                  </pic:spPr>
+                </pic:pic>
+              </a:graphicData>
+            </a:graphic>
+          </wp:inline>
+        </w:drawing>
+      </w:r>
+    </w:p>
+    <w:p>
+      <w:pPr>
+        <w:pStyle w:val="Sinespaciado"/>
         <w:numPr>
           <w:ilvl w:val="0"/>
           <w:numId w:val="12"/>
@@ -1396,6 +1808,57 @@
     <w:p>
       <w:pPr>
         <w:pStyle w:val="Sinespaciado"/>
+        <w:jc w:val="both"/>
+        <w:rPr>
+          <w:b/>
+          <w:color w:val="156082" w:themeColor="accent1"/>
+        </w:rPr>
+      </w:pPr>
+      <w:r>
+        <w:rPr>
+          <w:b/>
+          <w:color w:val="156082" w:themeColor="accent1"/>
+        </w:rPr>
+        <w:drawing>
+          <wp:inline distT="0" distB="0" distL="0" distR="0" wp14:anchorId="1784ED61" wp14:editId="27D7C5BD">
+            <wp:extent cx="5612130" cy="1791335"/>
+            <wp:effectExtent l="0" t="0" r="7620" b="0"/>
+            <wp:docPr id="583451570" name="Imagen 1"/>
+            <wp:cNvGraphicFramePr>
+              <a:graphicFrameLocks xmlns:a="http://schemas.openxmlformats.org/drawingml/2006/main" noChangeAspect="1"/>
+            </wp:cNvGraphicFramePr>
+            <a:graphic xmlns:a="http://schemas.openxmlformats.org/drawingml/2006/main">
+              <a:graphicData uri="http://schemas.openxmlformats.org/drawingml/2006/picture">
+                <pic:pic xmlns:pic="http://schemas.openxmlformats.org/drawingml/2006/picture">
+                  <pic:nvPicPr>
+                    <pic:cNvPr id="583451570" name=""/>
+                    <pic:cNvPicPr/>
+                  </pic:nvPicPr>
+                  <pic:blipFill>
+                    <a:blip r:embed="rId27"/>
+                    <a:stretch>
+                      <a:fillRect/>
+                    </a:stretch>
+                  </pic:blipFill>
+                  <pic:spPr>
+                    <a:xfrm>
+                      <a:off x="0" y="0"/>
+                      <a:ext cx="5612130" cy="1791335"/>
+                    </a:xfrm>
+                    <a:prstGeom prst="rect">
+                      <a:avLst/>
+                    </a:prstGeom>
+                  </pic:spPr>
+                </pic:pic>
+              </a:graphicData>
+            </a:graphic>
+          </wp:inline>
+        </w:drawing>
+      </w:r>
+    </w:p>
+    <w:p>
+      <w:pPr>
+        <w:pStyle w:val="Sinespaciado"/>
         <w:numPr>
           <w:ilvl w:val="0"/>
           <w:numId w:val="12"/>
@@ -1411,7 +1874,59 @@
           <w:b/>
           <w:color w:val="156082" w:themeColor="accent1"/>
         </w:rPr>
+        <w:lastRenderedPageBreak/>
         <w:t>Error producido por placa duplicada.</w:t>
+      </w:r>
+    </w:p>
+    <w:p>
+      <w:pPr>
+        <w:pStyle w:val="Sinespaciado"/>
+        <w:jc w:val="both"/>
+        <w:rPr>
+          <w:b/>
+          <w:color w:val="156082" w:themeColor="accent1"/>
+        </w:rPr>
+      </w:pPr>
+      <w:r>
+        <w:rPr>
+          <w:b/>
+          <w:color w:val="156082" w:themeColor="accent1"/>
+        </w:rPr>
+        <w:drawing>
+          <wp:inline distT="0" distB="0" distL="0" distR="0" wp14:anchorId="3BFFEBA9" wp14:editId="03A90E2D">
+            <wp:extent cx="5612130" cy="942340"/>
+            <wp:effectExtent l="0" t="0" r="7620" b="0"/>
+            <wp:docPr id="1362884020" name="Imagen 1"/>
+            <wp:cNvGraphicFramePr>
+              <a:graphicFrameLocks xmlns:a="http://schemas.openxmlformats.org/drawingml/2006/main" noChangeAspect="1"/>
+            </wp:cNvGraphicFramePr>
+            <a:graphic xmlns:a="http://schemas.openxmlformats.org/drawingml/2006/main">
+              <a:graphicData uri="http://schemas.openxmlformats.org/drawingml/2006/picture">
+                <pic:pic xmlns:pic="http://schemas.openxmlformats.org/drawingml/2006/picture">
+                  <pic:nvPicPr>
+                    <pic:cNvPr id="1362884020" name=""/>
+                    <pic:cNvPicPr/>
+                  </pic:nvPicPr>
+                  <pic:blipFill>
+                    <a:blip r:embed="rId28"/>
+                    <a:stretch>
+                      <a:fillRect/>
+                    </a:stretch>
+                  </pic:blipFill>
+                  <pic:spPr>
+                    <a:xfrm>
+                      <a:off x="0" y="0"/>
+                      <a:ext cx="5612130" cy="942340"/>
+                    </a:xfrm>
+                    <a:prstGeom prst="rect">
+                      <a:avLst/>
+                    </a:prstGeom>
+                  </pic:spPr>
+                </pic:pic>
+              </a:graphicData>
+            </a:graphic>
+          </wp:inline>
+        </w:drawing>
       </w:r>
     </w:p>
     <w:p>
@@ -1444,92 +1959,301 @@
           <w:color w:val="156082" w:themeColor="accent1"/>
         </w:rPr>
       </w:pPr>
-    </w:p>
-    <w:p>
-      <w:pPr>
-        <w:pStyle w:val="Sinespaciado"/>
-        <w:jc w:val="both"/>
-        <w:rPr>
-          <w:b/>
-          <w:color w:val="156082" w:themeColor="accent1"/>
-        </w:rPr>
-      </w:pPr>
-    </w:p>
-    <w:p>
-      <w:pPr>
-        <w:pStyle w:val="Sinespaciado"/>
-        <w:jc w:val="both"/>
-        <w:rPr>
-          <w:b/>
-          <w:color w:val="156082" w:themeColor="accent1"/>
-        </w:rPr>
-      </w:pPr>
-    </w:p>
-    <w:p>
-      <w:pPr>
-        <w:pStyle w:val="Sinespaciado"/>
-        <w:jc w:val="both"/>
-        <w:rPr>
-          <w:b/>
-          <w:color w:val="156082" w:themeColor="accent1"/>
-        </w:rPr>
-      </w:pPr>
-    </w:p>
-    <w:p>
-      <w:pPr>
-        <w:pStyle w:val="Sinespaciado"/>
-        <w:jc w:val="both"/>
-        <w:rPr>
-          <w:b/>
-          <w:color w:val="156082" w:themeColor="accent1"/>
-        </w:rPr>
-      </w:pPr>
-    </w:p>
-    <w:p>
-      <w:pPr>
-        <w:pStyle w:val="Sinespaciado"/>
-        <w:jc w:val="both"/>
-        <w:rPr>
-          <w:b/>
-          <w:color w:val="156082" w:themeColor="accent1"/>
-        </w:rPr>
-      </w:pPr>
-    </w:p>
-    <w:p>
-      <w:pPr>
-        <w:pStyle w:val="Sinespaciado"/>
-        <w:jc w:val="both"/>
-        <w:rPr>
-          <w:b/>
-          <w:color w:val="156082" w:themeColor="accent1"/>
-        </w:rPr>
-      </w:pPr>
-    </w:p>
-    <w:p>
-      <w:pPr>
-        <w:pStyle w:val="Sinespaciado"/>
-        <w:jc w:val="both"/>
-        <w:rPr>
-          <w:b/>
-          <w:color w:val="156082" w:themeColor="accent1"/>
-        </w:rPr>
-      </w:pPr>
-    </w:p>
-    <w:p>
-      <w:pPr>
-        <w:pStyle w:val="Sinespaciado"/>
-        <w:jc w:val="both"/>
-        <w:rPr>
-          <w:b/>
-          <w:color w:val="156082" w:themeColor="accent1"/>
-        </w:rPr>
-      </w:pPr>
-      <w:r>
-        <w:rPr>
-          <w:b/>
-          <w:color w:val="156082" w:themeColor="accent1"/>
-        </w:rPr>
-        <w:lastRenderedPageBreak/>
+      <w:r>
+        <w:rPr>
+          <w:b/>
+          <w:color w:val="156082" w:themeColor="accent1"/>
+        </w:rPr>
+        <w:drawing>
+          <wp:inline distT="0" distB="0" distL="0" distR="0" wp14:anchorId="4D8E4E3D" wp14:editId="66A94469">
+            <wp:extent cx="5612130" cy="1083310"/>
+            <wp:effectExtent l="0" t="0" r="7620" b="2540"/>
+            <wp:docPr id="129795529" name="Imagen 1"/>
+            <wp:cNvGraphicFramePr>
+              <a:graphicFrameLocks xmlns:a="http://schemas.openxmlformats.org/drawingml/2006/main" noChangeAspect="1"/>
+            </wp:cNvGraphicFramePr>
+            <a:graphic xmlns:a="http://schemas.openxmlformats.org/drawingml/2006/main">
+              <a:graphicData uri="http://schemas.openxmlformats.org/drawingml/2006/picture">
+                <pic:pic xmlns:pic="http://schemas.openxmlformats.org/drawingml/2006/picture">
+                  <pic:nvPicPr>
+                    <pic:cNvPr id="129795529" name=""/>
+                    <pic:cNvPicPr/>
+                  </pic:nvPicPr>
+                  <pic:blipFill>
+                    <a:blip r:embed="rId29"/>
+                    <a:stretch>
+                      <a:fillRect/>
+                    </a:stretch>
+                  </pic:blipFill>
+                  <pic:spPr>
+                    <a:xfrm>
+                      <a:off x="0" y="0"/>
+                      <a:ext cx="5612130" cy="1083310"/>
+                    </a:xfrm>
+                    <a:prstGeom prst="rect">
+                      <a:avLst/>
+                    </a:prstGeom>
+                  </pic:spPr>
+                </pic:pic>
+              </a:graphicData>
+            </a:graphic>
+          </wp:inline>
+        </w:drawing>
+      </w:r>
+    </w:p>
+    <w:p>
+      <w:pPr>
+        <w:pStyle w:val="Sinespaciado"/>
+        <w:jc w:val="both"/>
+        <w:rPr>
+          <w:b/>
+          <w:color w:val="0D0D0D" w:themeColor="text1" w:themeTint="F2"/>
+        </w:rPr>
+      </w:pPr>
+      <w:r>
+        <w:rPr>
+          <w:b/>
+          <w:color w:val="0D0D0D" w:themeColor="text1" w:themeTint="F2"/>
+        </w:rPr>
+        <w:t>Estructura</w:t>
+      </w:r>
+    </w:p>
+    <w:p>
+      <w:pPr>
+        <w:pStyle w:val="Sinespaciado"/>
+        <w:jc w:val="both"/>
+        <w:rPr>
+          <w:b/>
+          <w:color w:val="156082" w:themeColor="accent1"/>
+        </w:rPr>
+      </w:pPr>
+      <w:proofErr w:type="spellStart"/>
+      <w:r>
+        <w:rPr>
+          <w:b/>
+          <w:color w:val="156082" w:themeColor="accent1"/>
+        </w:rPr>
+        <w:t>ExamenParcialIIEstacionamiento</w:t>
+      </w:r>
+      <w:proofErr w:type="spellEnd"/>
+    </w:p>
+    <w:p>
+      <w:pPr>
+        <w:pStyle w:val="Prrafodelista"/>
+        <w:numPr>
+          <w:ilvl w:val="0"/>
+          <w:numId w:val="16"/>
+        </w:numPr>
+      </w:pPr>
+      <w:proofErr w:type="spellStart"/>
+      <w:r>
+        <w:t>database</w:t>
+      </w:r>
+      <w:proofErr w:type="spellEnd"/>
+    </w:p>
+    <w:p>
+      <w:pPr>
+        <w:pStyle w:val="Prrafodelista"/>
+        <w:numPr>
+          <w:ilvl w:val="0"/>
+          <w:numId w:val="12"/>
+        </w:numPr>
+      </w:pPr>
+      <w:proofErr w:type="spellStart"/>
+      <w:r>
+        <w:t>estacionamiento.sql</w:t>
+      </w:r>
+      <w:proofErr w:type="spellEnd"/>
+    </w:p>
+    <w:p>
+      <w:pPr>
+        <w:pStyle w:val="Prrafodelista"/>
+        <w:numPr>
+          <w:ilvl w:val="0"/>
+          <w:numId w:val="16"/>
+        </w:numPr>
+      </w:pPr>
+      <w:r>
+        <w:t>evidencias</w:t>
+      </w:r>
+    </w:p>
+    <w:p>
+      <w:pPr>
+        <w:pStyle w:val="Prrafodelista"/>
+        <w:numPr>
+          <w:ilvl w:val="0"/>
+          <w:numId w:val="16"/>
+        </w:numPr>
+      </w:pPr>
+      <w:proofErr w:type="spellStart"/>
+      <w:r>
+        <w:t>src</w:t>
+      </w:r>
+      <w:proofErr w:type="spellEnd"/>
+    </w:p>
+    <w:p>
+      <w:pPr>
+        <w:pStyle w:val="Prrafodelista"/>
+        <w:numPr>
+          <w:ilvl w:val="0"/>
+          <w:numId w:val="14"/>
+        </w:numPr>
+      </w:pPr>
+      <w:r>
+        <w:t>Automovil.java</w:t>
+      </w:r>
+    </w:p>
+    <w:p>
+      <w:pPr>
+        <w:pStyle w:val="Prrafodelista"/>
+        <w:numPr>
+          <w:ilvl w:val="0"/>
+          <w:numId w:val="14"/>
+        </w:numPr>
+      </w:pPr>
+      <w:r>
+        <w:t>Estacionamiento.java</w:t>
+      </w:r>
+    </w:p>
+    <w:p>
+      <w:pPr>
+        <w:pStyle w:val="Prrafodelista"/>
+        <w:numPr>
+          <w:ilvl w:val="0"/>
+          <w:numId w:val="14"/>
+        </w:numPr>
+      </w:pPr>
+      <w:r>
+        <w:t>Main.java</w:t>
+      </w:r>
+    </w:p>
+    <w:p>
+      <w:pPr>
+        <w:pStyle w:val="Prrafodelista"/>
+        <w:numPr>
+          <w:ilvl w:val="0"/>
+          <w:numId w:val="14"/>
+        </w:numPr>
+      </w:pPr>
+      <w:r>
+        <w:t>Motocicleta.java</w:t>
+      </w:r>
+    </w:p>
+    <w:p>
+      <w:pPr>
+        <w:pStyle w:val="Prrafodelista"/>
+        <w:numPr>
+          <w:ilvl w:val="0"/>
+          <w:numId w:val="14"/>
+        </w:numPr>
+      </w:pPr>
+      <w:r>
+        <w:t>Vehiculo.java</w:t>
+      </w:r>
+    </w:p>
+    <w:p>
+      <w:pPr>
+        <w:pStyle w:val="Prrafodelista"/>
+        <w:numPr>
+          <w:ilvl w:val="0"/>
+          <w:numId w:val="15"/>
+        </w:numPr>
+      </w:pPr>
+      <w:proofErr w:type="spellStart"/>
+      <w:r>
+        <w:t>G</w:t>
+      </w:r>
+      <w:r>
+        <w:t>itignore</w:t>
+      </w:r>
+      <w:proofErr w:type="spellEnd"/>
+    </w:p>
+    <w:p>
+      <w:pPr>
+        <w:pStyle w:val="Prrafodelista"/>
+        <w:numPr>
+          <w:ilvl w:val="0"/>
+          <w:numId w:val="15"/>
+        </w:numPr>
+      </w:pPr>
+      <w:r>
+        <w:t>README.md</w:t>
+      </w:r>
+    </w:p>
+    <w:p>
+      <w:pPr>
+        <w:pStyle w:val="Sinespaciado"/>
+        <w:jc w:val="both"/>
+        <w:rPr>
+          <w:b/>
+          <w:color w:val="156082" w:themeColor="accent1"/>
+        </w:rPr>
+      </w:pPr>
+    </w:p>
+    <w:p>
+      <w:pPr>
+        <w:pStyle w:val="Sinespaciado"/>
+        <w:jc w:val="both"/>
+        <w:rPr>
+          <w:b/>
+          <w:color w:val="156082" w:themeColor="accent1"/>
+        </w:rPr>
+      </w:pPr>
+    </w:p>
+    <w:p>
+      <w:pPr>
+        <w:pStyle w:val="Sinespaciado"/>
+        <w:jc w:val="both"/>
+        <w:rPr>
+          <w:b/>
+          <w:color w:val="156082" w:themeColor="accent1"/>
+        </w:rPr>
+      </w:pPr>
+    </w:p>
+    <w:p>
+      <w:pPr>
+        <w:pStyle w:val="Sinespaciado"/>
+        <w:jc w:val="both"/>
+        <w:rPr>
+          <w:b/>
+          <w:color w:val="156082" w:themeColor="accent1"/>
+        </w:rPr>
+      </w:pPr>
+    </w:p>
+    <w:p>
+      <w:pPr>
+        <w:pStyle w:val="Sinespaciado"/>
+        <w:jc w:val="both"/>
+        <w:rPr>
+          <w:b/>
+          <w:color w:val="156082" w:themeColor="accent1"/>
+        </w:rPr>
+      </w:pPr>
+    </w:p>
+    <w:p>
+      <w:pPr>
+        <w:pStyle w:val="Sinespaciado"/>
+        <w:jc w:val="both"/>
+        <w:rPr>
+          <w:b/>
+          <w:color w:val="156082" w:themeColor="accent1"/>
+        </w:rPr>
+      </w:pPr>
+    </w:p>
+    <w:p>
+      <w:pPr>
+        <w:pStyle w:val="Sinespaciado"/>
+        <w:jc w:val="both"/>
+        <w:rPr>
+          <w:b/>
+          <w:color w:val="156082" w:themeColor="accent1"/>
+        </w:rPr>
+      </w:pPr>
+      <w:r>
+        <w:rPr>
+          <w:b/>
+          <w:color w:val="156082" w:themeColor="accent1"/>
+        </w:rPr>
         <w:t>4. Evidencia GitHub</w:t>
       </w:r>
     </w:p>
@@ -1587,9 +2311,9 @@
       </w:pPr>
     </w:p>
     <w:sectPr>
-      <w:headerReference w:type="even" r:id="rId20"/>
-      <w:headerReference w:type="default" r:id="rId21"/>
-      <w:headerReference w:type="first" r:id="rId22"/>
+      <w:headerReference w:type="even" r:id="rId30"/>
+      <w:headerReference w:type="default" r:id="rId31"/>
+      <w:headerReference w:type="first" r:id="rId32"/>
       <w:pgSz w:w="12240" w:h="15840"/>
       <w:pgMar w:top="1417" w:right="1701" w:bottom="1417" w:left="1701" w:header="708" w:footer="708" w:gutter="0"/>
       <w:cols w:space="708"/>
@@ -2155,6 +2879,119 @@
     </w:lvl>
   </w:abstractNum>
   <w:abstractNum w:abstractNumId="1" w15:restartNumberingAfterBreak="0">
+    <w:nsid w:val="155A4FC8"/>
+    <w:multiLevelType w:val="hybridMultilevel"/>
+    <w:tmpl w:val="575A6B1E"/>
+    <w:lvl w:ilvl="0" w:tplc="726C0DB0">
+      <w:start w:val="20"/>
+      <w:numFmt w:val="bullet"/>
+      <w:lvlText w:val="-"/>
+      <w:lvlJc w:val="left"/>
+      <w:pPr>
+        <w:ind w:left="720" w:hanging="360"/>
+      </w:pPr>
+      <w:rPr>
+        <w:rFonts w:ascii="Aptos" w:eastAsiaTheme="minorHAnsi" w:hAnsi="Aptos" w:cstheme="minorBidi" w:hint="default"/>
+      </w:rPr>
+    </w:lvl>
+    <w:lvl w:ilvl="1" w:tplc="100A0003" w:tentative="1">
+      <w:start w:val="1"/>
+      <w:numFmt w:val="bullet"/>
+      <w:lvlText w:val="o"/>
+      <w:lvlJc w:val="left"/>
+      <w:pPr>
+        <w:ind w:left="1440" w:hanging="360"/>
+      </w:pPr>
+      <w:rPr>
+        <w:rFonts w:ascii="Courier New" w:hAnsi="Courier New" w:cs="Courier New" w:hint="default"/>
+      </w:rPr>
+    </w:lvl>
+    <w:lvl w:ilvl="2" w:tplc="100A0005" w:tentative="1">
+      <w:start w:val="1"/>
+      <w:numFmt w:val="bullet"/>
+      <w:lvlText w:val=""/>
+      <w:lvlJc w:val="left"/>
+      <w:pPr>
+        <w:ind w:left="2160" w:hanging="360"/>
+      </w:pPr>
+      <w:rPr>
+        <w:rFonts w:ascii="Wingdings" w:hAnsi="Wingdings" w:hint="default"/>
+      </w:rPr>
+    </w:lvl>
+    <w:lvl w:ilvl="3" w:tplc="100A0001" w:tentative="1">
+      <w:start w:val="1"/>
+      <w:numFmt w:val="bullet"/>
+      <w:lvlText w:val=""/>
+      <w:lvlJc w:val="left"/>
+      <w:pPr>
+        <w:ind w:left="2880" w:hanging="360"/>
+      </w:pPr>
+      <w:rPr>
+        <w:rFonts w:ascii="Symbol" w:hAnsi="Symbol" w:hint="default"/>
+      </w:rPr>
+    </w:lvl>
+    <w:lvl w:ilvl="4" w:tplc="100A0003" w:tentative="1">
+      <w:start w:val="1"/>
+      <w:numFmt w:val="bullet"/>
+      <w:lvlText w:val="o"/>
+      <w:lvlJc w:val="left"/>
+      <w:pPr>
+        <w:ind w:left="3600" w:hanging="360"/>
+      </w:pPr>
+      <w:rPr>
+        <w:rFonts w:ascii="Courier New" w:hAnsi="Courier New" w:cs="Courier New" w:hint="default"/>
+      </w:rPr>
+    </w:lvl>
+    <w:lvl w:ilvl="5" w:tplc="100A0005" w:tentative="1">
+      <w:start w:val="1"/>
+      <w:numFmt w:val="bullet"/>
+      <w:lvlText w:val=""/>
+      <w:lvlJc w:val="left"/>
+      <w:pPr>
+        <w:ind w:left="4320" w:hanging="360"/>
+      </w:pPr>
+      <w:rPr>
+        <w:rFonts w:ascii="Wingdings" w:hAnsi="Wingdings" w:hint="default"/>
+      </w:rPr>
+    </w:lvl>
+    <w:lvl w:ilvl="6" w:tplc="100A0001" w:tentative="1">
+      <w:start w:val="1"/>
+      <w:numFmt w:val="bullet"/>
+      <w:lvlText w:val=""/>
+      <w:lvlJc w:val="left"/>
+      <w:pPr>
+        <w:ind w:left="5040" w:hanging="360"/>
+      </w:pPr>
+      <w:rPr>
+        <w:rFonts w:ascii="Symbol" w:hAnsi="Symbol" w:hint="default"/>
+      </w:rPr>
+    </w:lvl>
+    <w:lvl w:ilvl="7" w:tplc="100A0003" w:tentative="1">
+      <w:start w:val="1"/>
+      <w:numFmt w:val="bullet"/>
+      <w:lvlText w:val="o"/>
+      <w:lvlJc w:val="left"/>
+      <w:pPr>
+        <w:ind w:left="5760" w:hanging="360"/>
+      </w:pPr>
+      <w:rPr>
+        <w:rFonts w:ascii="Courier New" w:hAnsi="Courier New" w:cs="Courier New" w:hint="default"/>
+      </w:rPr>
+    </w:lvl>
+    <w:lvl w:ilvl="8" w:tplc="100A0005" w:tentative="1">
+      <w:start w:val="1"/>
+      <w:numFmt w:val="bullet"/>
+      <w:lvlText w:val=""/>
+      <w:lvlJc w:val="left"/>
+      <w:pPr>
+        <w:ind w:left="6480" w:hanging="360"/>
+      </w:pPr>
+      <w:rPr>
+        <w:rFonts w:ascii="Wingdings" w:hAnsi="Wingdings" w:hint="default"/>
+      </w:rPr>
+    </w:lvl>
+  </w:abstractNum>
+  <w:abstractNum w:abstractNumId="2" w15:restartNumberingAfterBreak="0">
     <w:nsid w:val="28BD166F"/>
     <w:multiLevelType w:val="multilevel"/>
     <w:tmpl w:val="87C27F1C"/>
@@ -2165,9 +3002,9 @@
       <w:lvlJc w:val="left"/>
       <w:pPr>
         <w:tabs>
-          <w:tab w:val="num" w:pos="720"/>
-        </w:tabs>
-        <w:ind w:left="720" w:hanging="360"/>
+          <w:tab w:val="num" w:pos="1210"/>
+        </w:tabs>
+        <w:ind w:left="1210" w:hanging="360"/>
       </w:pPr>
       <w:rPr>
         <w:rFonts w:ascii="Symbol" w:hAnsi="Symbol" w:hint="default"/>
@@ -2303,7 +3140,120 @@
       </w:rPr>
     </w:lvl>
   </w:abstractNum>
-  <w:abstractNum w:abstractNumId="2" w15:restartNumberingAfterBreak="0">
+  <w:abstractNum w:abstractNumId="3" w15:restartNumberingAfterBreak="0">
+    <w:nsid w:val="2CB54488"/>
+    <w:multiLevelType w:val="hybridMultilevel"/>
+    <w:tmpl w:val="F7B6C78A"/>
+    <w:lvl w:ilvl="0" w:tplc="1388960C">
+      <w:start w:val="20"/>
+      <w:numFmt w:val="bullet"/>
+      <w:lvlText w:val="-"/>
+      <w:lvlJc w:val="left"/>
+      <w:pPr>
+        <w:ind w:left="720" w:hanging="360"/>
+      </w:pPr>
+      <w:rPr>
+        <w:rFonts w:ascii="Aptos" w:eastAsiaTheme="minorHAnsi" w:hAnsi="Aptos" w:cstheme="minorBidi" w:hint="default"/>
+      </w:rPr>
+    </w:lvl>
+    <w:lvl w:ilvl="1" w:tplc="100A0003" w:tentative="1">
+      <w:start w:val="1"/>
+      <w:numFmt w:val="bullet"/>
+      <w:lvlText w:val="o"/>
+      <w:lvlJc w:val="left"/>
+      <w:pPr>
+        <w:ind w:left="1440" w:hanging="360"/>
+      </w:pPr>
+      <w:rPr>
+        <w:rFonts w:ascii="Courier New" w:hAnsi="Courier New" w:cs="Courier New" w:hint="default"/>
+      </w:rPr>
+    </w:lvl>
+    <w:lvl w:ilvl="2" w:tplc="100A0005" w:tentative="1">
+      <w:start w:val="1"/>
+      <w:numFmt w:val="bullet"/>
+      <w:lvlText w:val=""/>
+      <w:lvlJc w:val="left"/>
+      <w:pPr>
+        <w:ind w:left="2160" w:hanging="360"/>
+      </w:pPr>
+      <w:rPr>
+        <w:rFonts w:ascii="Wingdings" w:hAnsi="Wingdings" w:hint="default"/>
+      </w:rPr>
+    </w:lvl>
+    <w:lvl w:ilvl="3" w:tplc="100A0001" w:tentative="1">
+      <w:start w:val="1"/>
+      <w:numFmt w:val="bullet"/>
+      <w:lvlText w:val=""/>
+      <w:lvlJc w:val="left"/>
+      <w:pPr>
+        <w:ind w:left="2880" w:hanging="360"/>
+      </w:pPr>
+      <w:rPr>
+        <w:rFonts w:ascii="Symbol" w:hAnsi="Symbol" w:hint="default"/>
+      </w:rPr>
+    </w:lvl>
+    <w:lvl w:ilvl="4" w:tplc="100A0003" w:tentative="1">
+      <w:start w:val="1"/>
+      <w:numFmt w:val="bullet"/>
+      <w:lvlText w:val="o"/>
+      <w:lvlJc w:val="left"/>
+      <w:pPr>
+        <w:ind w:left="3600" w:hanging="360"/>
+      </w:pPr>
+      <w:rPr>
+        <w:rFonts w:ascii="Courier New" w:hAnsi="Courier New" w:cs="Courier New" w:hint="default"/>
+      </w:rPr>
+    </w:lvl>
+    <w:lvl w:ilvl="5" w:tplc="100A0005" w:tentative="1">
+      <w:start w:val="1"/>
+      <w:numFmt w:val="bullet"/>
+      <w:lvlText w:val=""/>
+      <w:lvlJc w:val="left"/>
+      <w:pPr>
+        <w:ind w:left="4320" w:hanging="360"/>
+      </w:pPr>
+      <w:rPr>
+        <w:rFonts w:ascii="Wingdings" w:hAnsi="Wingdings" w:hint="default"/>
+      </w:rPr>
+    </w:lvl>
+    <w:lvl w:ilvl="6" w:tplc="100A0001" w:tentative="1">
+      <w:start w:val="1"/>
+      <w:numFmt w:val="bullet"/>
+      <w:lvlText w:val=""/>
+      <w:lvlJc w:val="left"/>
+      <w:pPr>
+        <w:ind w:left="5040" w:hanging="360"/>
+      </w:pPr>
+      <w:rPr>
+        <w:rFonts w:ascii="Symbol" w:hAnsi="Symbol" w:hint="default"/>
+      </w:rPr>
+    </w:lvl>
+    <w:lvl w:ilvl="7" w:tplc="100A0003" w:tentative="1">
+      <w:start w:val="1"/>
+      <w:numFmt w:val="bullet"/>
+      <w:lvlText w:val="o"/>
+      <w:lvlJc w:val="left"/>
+      <w:pPr>
+        <w:ind w:left="5760" w:hanging="360"/>
+      </w:pPr>
+      <w:rPr>
+        <w:rFonts w:ascii="Courier New" w:hAnsi="Courier New" w:cs="Courier New" w:hint="default"/>
+      </w:rPr>
+    </w:lvl>
+    <w:lvl w:ilvl="8" w:tplc="100A0005" w:tentative="1">
+      <w:start w:val="1"/>
+      <w:numFmt w:val="bullet"/>
+      <w:lvlText w:val=""/>
+      <w:lvlJc w:val="left"/>
+      <w:pPr>
+        <w:ind w:left="6480" w:hanging="360"/>
+      </w:pPr>
+      <w:rPr>
+        <w:rFonts w:ascii="Wingdings" w:hAnsi="Wingdings" w:hint="default"/>
+      </w:rPr>
+    </w:lvl>
+  </w:abstractNum>
+  <w:abstractNum w:abstractNumId="4" w15:restartNumberingAfterBreak="0">
     <w:nsid w:val="307E0ADF"/>
     <w:multiLevelType w:val="multilevel"/>
     <w:tmpl w:val="57EEB1BE"/>
@@ -2452,7 +3402,7 @@
       </w:rPr>
     </w:lvl>
   </w:abstractNum>
-  <w:abstractNum w:abstractNumId="3" w15:restartNumberingAfterBreak="0">
+  <w:abstractNum w:abstractNumId="5" w15:restartNumberingAfterBreak="0">
     <w:nsid w:val="332A0B16"/>
     <w:multiLevelType w:val="multilevel"/>
     <w:tmpl w:val="F7F63712"/>
@@ -2601,7 +3551,7 @@
       </w:rPr>
     </w:lvl>
   </w:abstractNum>
-  <w:abstractNum w:abstractNumId="4" w15:restartNumberingAfterBreak="0">
+  <w:abstractNum w:abstractNumId="6" w15:restartNumberingAfterBreak="0">
     <w:nsid w:val="3AFF781E"/>
     <w:multiLevelType w:val="hybridMultilevel"/>
     <w:tmpl w:val="CD525B88"/>
@@ -2687,7 +3637,7 @@
       </w:pPr>
     </w:lvl>
   </w:abstractNum>
-  <w:abstractNum w:abstractNumId="5" w15:restartNumberingAfterBreak="0">
+  <w:abstractNum w:abstractNumId="7" w15:restartNumberingAfterBreak="0">
     <w:nsid w:val="3D1D483A"/>
     <w:multiLevelType w:val="multilevel"/>
     <w:tmpl w:val="52E0CC7E"/>
@@ -2800,7 +3750,120 @@
       </w:pPr>
     </w:lvl>
   </w:abstractNum>
-  <w:abstractNum w:abstractNumId="6" w15:restartNumberingAfterBreak="0">
+  <w:abstractNum w:abstractNumId="8" w15:restartNumberingAfterBreak="0">
+    <w:nsid w:val="5F4108FB"/>
+    <w:multiLevelType w:val="hybridMultilevel"/>
+    <w:tmpl w:val="90407738"/>
+    <w:lvl w:ilvl="0" w:tplc="100A0001">
+      <w:start w:val="1"/>
+      <w:numFmt w:val="bullet"/>
+      <w:lvlText w:val=""/>
+      <w:lvlJc w:val="left"/>
+      <w:pPr>
+        <w:ind w:left="1210" w:hanging="360"/>
+      </w:pPr>
+      <w:rPr>
+        <w:rFonts w:ascii="Symbol" w:hAnsi="Symbol" w:hint="default"/>
+      </w:rPr>
+    </w:lvl>
+    <w:lvl w:ilvl="1" w:tplc="100A0003" w:tentative="1">
+      <w:start w:val="1"/>
+      <w:numFmt w:val="bullet"/>
+      <w:lvlText w:val="o"/>
+      <w:lvlJc w:val="left"/>
+      <w:pPr>
+        <w:ind w:left="1930" w:hanging="360"/>
+      </w:pPr>
+      <w:rPr>
+        <w:rFonts w:ascii="Courier New" w:hAnsi="Courier New" w:cs="Courier New" w:hint="default"/>
+      </w:rPr>
+    </w:lvl>
+    <w:lvl w:ilvl="2" w:tplc="100A0005" w:tentative="1">
+      <w:start w:val="1"/>
+      <w:numFmt w:val="bullet"/>
+      <w:lvlText w:val=""/>
+      <w:lvlJc w:val="left"/>
+      <w:pPr>
+        <w:ind w:left="2650" w:hanging="360"/>
+      </w:pPr>
+      <w:rPr>
+        <w:rFonts w:ascii="Wingdings" w:hAnsi="Wingdings" w:hint="default"/>
+      </w:rPr>
+    </w:lvl>
+    <w:lvl w:ilvl="3" w:tplc="100A0001" w:tentative="1">
+      <w:start w:val="1"/>
+      <w:numFmt w:val="bullet"/>
+      <w:lvlText w:val=""/>
+      <w:lvlJc w:val="left"/>
+      <w:pPr>
+        <w:ind w:left="3370" w:hanging="360"/>
+      </w:pPr>
+      <w:rPr>
+        <w:rFonts w:ascii="Symbol" w:hAnsi="Symbol" w:hint="default"/>
+      </w:rPr>
+    </w:lvl>
+    <w:lvl w:ilvl="4" w:tplc="100A0003" w:tentative="1">
+      <w:start w:val="1"/>
+      <w:numFmt w:val="bullet"/>
+      <w:lvlText w:val="o"/>
+      <w:lvlJc w:val="left"/>
+      <w:pPr>
+        <w:ind w:left="4090" w:hanging="360"/>
+      </w:pPr>
+      <w:rPr>
+        <w:rFonts w:ascii="Courier New" w:hAnsi="Courier New" w:cs="Courier New" w:hint="default"/>
+      </w:rPr>
+    </w:lvl>
+    <w:lvl w:ilvl="5" w:tplc="100A0005" w:tentative="1">
+      <w:start w:val="1"/>
+      <w:numFmt w:val="bullet"/>
+      <w:lvlText w:val=""/>
+      <w:lvlJc w:val="left"/>
+      <w:pPr>
+        <w:ind w:left="4810" w:hanging="360"/>
+      </w:pPr>
+      <w:rPr>
+        <w:rFonts w:ascii="Wingdings" w:hAnsi="Wingdings" w:hint="default"/>
+      </w:rPr>
+    </w:lvl>
+    <w:lvl w:ilvl="6" w:tplc="100A0001" w:tentative="1">
+      <w:start w:val="1"/>
+      <w:numFmt w:val="bullet"/>
+      <w:lvlText w:val=""/>
+      <w:lvlJc w:val="left"/>
+      <w:pPr>
+        <w:ind w:left="5530" w:hanging="360"/>
+      </w:pPr>
+      <w:rPr>
+        <w:rFonts w:ascii="Symbol" w:hAnsi="Symbol" w:hint="default"/>
+      </w:rPr>
+    </w:lvl>
+    <w:lvl w:ilvl="7" w:tplc="100A0003" w:tentative="1">
+      <w:start w:val="1"/>
+      <w:numFmt w:val="bullet"/>
+      <w:lvlText w:val="o"/>
+      <w:lvlJc w:val="left"/>
+      <w:pPr>
+        <w:ind w:left="6250" w:hanging="360"/>
+      </w:pPr>
+      <w:rPr>
+        <w:rFonts w:ascii="Courier New" w:hAnsi="Courier New" w:cs="Courier New" w:hint="default"/>
+      </w:rPr>
+    </w:lvl>
+    <w:lvl w:ilvl="8" w:tplc="100A0005" w:tentative="1">
+      <w:start w:val="1"/>
+      <w:numFmt w:val="bullet"/>
+      <w:lvlText w:val=""/>
+      <w:lvlJc w:val="left"/>
+      <w:pPr>
+        <w:ind w:left="6970" w:hanging="360"/>
+      </w:pPr>
+      <w:rPr>
+        <w:rFonts w:ascii="Wingdings" w:hAnsi="Wingdings" w:hint="default"/>
+      </w:rPr>
+    </w:lvl>
+  </w:abstractNum>
+  <w:abstractNum w:abstractNumId="9" w15:restartNumberingAfterBreak="0">
     <w:nsid w:val="64B66F36"/>
     <w:multiLevelType w:val="multilevel"/>
     <w:tmpl w:val="890CFEBA"/>
@@ -2913,7 +3976,7 @@
       </w:pPr>
     </w:lvl>
   </w:abstractNum>
-  <w:abstractNum w:abstractNumId="7" w15:restartNumberingAfterBreak="0">
+  <w:abstractNum w:abstractNumId="10" w15:restartNumberingAfterBreak="0">
     <w:nsid w:val="674B67BB"/>
     <w:multiLevelType w:val="multilevel"/>
     <w:tmpl w:val="6C28C5D4"/>
@@ -3026,7 +4089,7 @@
       </w:pPr>
     </w:lvl>
   </w:abstractNum>
-  <w:abstractNum w:abstractNumId="8" w15:restartNumberingAfterBreak="0">
+  <w:abstractNum w:abstractNumId="11" w15:restartNumberingAfterBreak="0">
     <w:nsid w:val="6C2E7D81"/>
     <w:multiLevelType w:val="hybridMultilevel"/>
     <w:tmpl w:val="3998D824"/>
@@ -3117,7 +4180,7 @@
       </w:pPr>
     </w:lvl>
   </w:abstractNum>
-  <w:abstractNum w:abstractNumId="9" w15:restartNumberingAfterBreak="0">
+  <w:abstractNum w:abstractNumId="12" w15:restartNumberingAfterBreak="0">
     <w:nsid w:val="76915D46"/>
     <w:multiLevelType w:val="multilevel"/>
     <w:tmpl w:val="0EB6C9AC"/>
@@ -3230,7 +4293,7 @@
       </w:pPr>
     </w:lvl>
   </w:abstractNum>
-  <w:abstractNum w:abstractNumId="10" w15:restartNumberingAfterBreak="0">
+  <w:abstractNum w:abstractNumId="13" w15:restartNumberingAfterBreak="0">
     <w:nsid w:val="7CB571C8"/>
     <w:multiLevelType w:val="multilevel"/>
     <w:tmpl w:val="9D344EDE"/>
@@ -3379,7 +4442,7 @@
       </w:rPr>
     </w:lvl>
   </w:abstractNum>
-  <w:abstractNum w:abstractNumId="11" w15:restartNumberingAfterBreak="0">
+  <w:abstractNum w:abstractNumId="14" w15:restartNumberingAfterBreak="0">
     <w:nsid w:val="7F6815D3"/>
     <w:multiLevelType w:val="hybridMultilevel"/>
     <w:tmpl w:val="EA7429F6"/>
@@ -3468,7 +4531,7 @@
       </w:pPr>
     </w:lvl>
   </w:abstractNum>
-  <w:abstractNum w:abstractNumId="12" w15:restartNumberingAfterBreak="0">
+  <w:abstractNum w:abstractNumId="15" w15:restartNumberingAfterBreak="0">
     <w:nsid w:val="7FE71090"/>
     <w:multiLevelType w:val="multilevel"/>
     <w:tmpl w:val="207202D0"/>
@@ -3582,42 +4645,51 @@
     </w:lvl>
   </w:abstractNum>
   <w:num w:numId="1" w16cid:durableId="2054378093">
+    <w:abstractNumId w:val="14"/>
+  </w:num>
+  <w:num w:numId="2" w16cid:durableId="452331676">
     <w:abstractNumId w:val="11"/>
   </w:num>
-  <w:num w:numId="2" w16cid:durableId="452331676">
-    <w:abstractNumId w:val="8"/>
+  <w:num w:numId="3" w16cid:durableId="151407328">
+    <w:abstractNumId w:val="10"/>
   </w:num>
-  <w:num w:numId="3" w16cid:durableId="151407328">
+  <w:num w:numId="4" w16cid:durableId="1513111263">
     <w:abstractNumId w:val="7"/>
   </w:num>
-  <w:num w:numId="4" w16cid:durableId="1513111263">
-    <w:abstractNumId w:val="5"/>
-  </w:num>
   <w:num w:numId="5" w16cid:durableId="730663239">
-    <w:abstractNumId w:val="9"/>
+    <w:abstractNumId w:val="12"/>
   </w:num>
   <w:num w:numId="6" w16cid:durableId="517155690">
-    <w:abstractNumId w:val="12"/>
+    <w:abstractNumId w:val="15"/>
   </w:num>
   <w:num w:numId="7" w16cid:durableId="1737166181">
-    <w:abstractNumId w:val="6"/>
+    <w:abstractNumId w:val="9"/>
   </w:num>
   <w:num w:numId="8" w16cid:durableId="1780173063">
     <w:abstractNumId w:val="0"/>
   </w:num>
   <w:num w:numId="9" w16cid:durableId="447512439">
+    <w:abstractNumId w:val="6"/>
+  </w:num>
+  <w:num w:numId="10" w16cid:durableId="2133791841">
+    <w:abstractNumId w:val="13"/>
+  </w:num>
+  <w:num w:numId="11" w16cid:durableId="530415607">
     <w:abstractNumId w:val="4"/>
   </w:num>
-  <w:num w:numId="10" w16cid:durableId="2133791841">
-    <w:abstractNumId w:val="10"/>
-  </w:num>
-  <w:num w:numId="11" w16cid:durableId="530415607">
+  <w:num w:numId="12" w16cid:durableId="1661762778">
     <w:abstractNumId w:val="2"/>
   </w:num>
-  <w:num w:numId="12" w16cid:durableId="1661762778">
+  <w:num w:numId="13" w16cid:durableId="209388773">
+    <w:abstractNumId w:val="5"/>
+  </w:num>
+  <w:num w:numId="14" w16cid:durableId="1897739569">
+    <w:abstractNumId w:val="8"/>
+  </w:num>
+  <w:num w:numId="15" w16cid:durableId="953558863">
     <w:abstractNumId w:val="1"/>
   </w:num>
-  <w:num w:numId="13" w16cid:durableId="209388773">
+  <w:num w:numId="16" w16cid:durableId="1648707581">
     <w:abstractNumId w:val="3"/>
   </w:num>
 </w:numbering>

--- a/ExamenParcialIIEstacionamiento/evidencias/Parcial II – Parte práctica Gerson Lopez.docx
+++ b/ExamenParcialIIEstacionamiento/evidencias/Parcial II – Parte práctica Gerson Lopez.docx
@@ -2,7 +2,6 @@
 <file path=word/document.xml><?xml version="1.0" encoding="utf-8"?>
 <w:document xmlns:wpc="http://schemas.microsoft.com/office/word/2010/wordprocessingCanvas" xmlns:cx="http://schemas.microsoft.com/office/drawing/2014/chartex" xmlns:cx1="http://schemas.microsoft.com/office/drawing/2015/9/8/chartex" xmlns:cx2="http://schemas.microsoft.com/office/drawing/2015/10/21/chartex" xmlns:cx3="http://schemas.microsoft.com/office/drawing/2016/5/9/chartex" xmlns:cx4="http://schemas.microsoft.com/office/drawing/2016/5/10/chartex" xmlns:cx5="http://schemas.microsoft.com/office/drawing/2016/5/11/chartex" xmlns:cx6="http://schemas.microsoft.com/office/drawing/2016/5/12/chartex" xmlns:cx7="http://schemas.microsoft.com/office/drawing/2016/5/13/chartex" xmlns:cx8="http://schemas.microsoft.com/office/drawing/2016/5/14/chartex" xmlns:mc="http://schemas.openxmlformats.org/markup-compatibility/2006" xmlns:aink="http://schemas.microsoft.com/office/drawing/2016/ink" xmlns:am3d="http://schemas.microsoft.com/office/drawing/2017/model3d" xmlns:o="urn:schemas-microsoft-com:office:office" xmlns:oel="http://schemas.microsoft.com/office/2019/extlst" xmlns:r="http://schemas.openxmlformats.org/officeDocument/2006/relationships" xmlns:m="http://schemas.openxmlformats.org/officeDocument/2006/math" xmlns:v="urn:schemas-microsoft-com:vml" xmlns:wp14="http://schemas.microsoft.com/office/word/2010/wordprocessingDrawing" xmlns:wp="http://schemas.openxmlformats.org/drawingml/2006/wordprocessingDrawing" xmlns:w10="urn:schemas-microsoft-com:office:word" xmlns:w="http://schemas.openxmlformats.org/wordprocessingml/2006/main" xmlns:w14="http://schemas.microsoft.com/office/word/2010/wordml" xmlns:w15="http://schemas.microsoft.com/office/word/2012/wordml" xmlns:w16cex="http://schemas.microsoft.com/office/word/2018/wordml/cex" xmlns:w16cid="http://schemas.microsoft.com/office/word/2016/wordml/cid" xmlns:w16="http://schemas.microsoft.com/office/word/2018/wordml" xmlns:w16du="http://schemas.microsoft.com/office/word/2023/wordml/word16du" xmlns:w16sdtdh="http://schemas.microsoft.com/office/word/2020/wordml/sdtdatahash" xmlns:w16sdtfl="http://schemas.microsoft.com/office/word/2024/wordml/sdtformatlock" xmlns:w16se="http://schemas.microsoft.com/office/word/2015/wordml/symex" xmlns:wpg="http://schemas.microsoft.com/office/word/2010/wordprocessingGroup" xmlns:wpi="http://schemas.microsoft.com/office/word/2010/wordprocessingInk" xmlns:wne="http://schemas.microsoft.com/office/word/2006/wordml" xmlns:wps="http://schemas.microsoft.com/office/word/2010/wordprocessingShape" mc:Ignorable="w14 w15 w16se w16cid w16 w16cex w16sdtdh w16sdtfl w16du wp14">
   <w:body>
-    <w:p/>
     <w:p>
       <w:pPr>
         <w:pStyle w:val="Sinespaciado"/>
@@ -333,6 +332,16 @@
           <w:bCs w:val="0"/>
         </w:rPr>
       </w:pPr>
+    </w:p>
+    <w:p>
+      <w:pPr>
+        <w:pStyle w:val="Sinespaciado"/>
+        <w:jc w:val="center"/>
+        <w:rPr>
+          <w:b/>
+          <w:bCs w:val="0"/>
+        </w:rPr>
+      </w:pPr>
       <w:r>
         <w:rPr>
           <w:b/>
@@ -389,6 +398,16 @@
         <w:lastRenderedPageBreak/>
         <w:t xml:space="preserve">Enlace GitHub </w:t>
       </w:r>
+    </w:p>
+    <w:p>
+      <w:pPr>
+        <w:pStyle w:val="Sinespaciado"/>
+        <w:jc w:val="both"/>
+        <w:rPr>
+          <w:b/>
+          <w:bCs w:val="0"/>
+        </w:rPr>
+      </w:pPr>
     </w:p>
     <w:p>
       <w:pPr>
@@ -567,16 +586,7 @@
     <w:p>
       <w:pPr>
         <w:pStyle w:val="Sinespaciado"/>
-        <w:jc w:val="both"/>
-        <w:rPr>
-          <w:b/>
-          <w:color w:val="156082" w:themeColor="accent1"/>
-        </w:rPr>
-      </w:pPr>
-    </w:p>
-    <w:p>
-      <w:pPr>
-        <w:pStyle w:val="Sinespaciado"/>
+        <w:ind w:firstLine="0"/>
         <w:jc w:val="both"/>
         <w:rPr>
           <w:b/>
@@ -1238,13 +1248,13 @@
         <w:jc w:val="both"/>
         <w:rPr>
           <w:b/>
-          <w:color w:val="156082" w:themeColor="accent1"/>
-        </w:rPr>
-      </w:pPr>
-      <w:r>
-        <w:rPr>
-          <w:b/>
-          <w:color w:val="156082" w:themeColor="accent1"/>
+          <w:color w:val="0D0D0D" w:themeColor="text1" w:themeTint="F2"/>
+        </w:rPr>
+      </w:pPr>
+      <w:r>
+        <w:rPr>
+          <w:b/>
+          <w:color w:val="0D0D0D" w:themeColor="text1" w:themeTint="F2"/>
         </w:rPr>
         <w:lastRenderedPageBreak/>
         <w:t>3. Evidencia PostgreSQL</w:t>
@@ -1256,13 +1266,13 @@
         <w:jc w:val="both"/>
         <w:rPr>
           <w:b/>
-          <w:color w:val="156082" w:themeColor="accent1"/>
-        </w:rPr>
-      </w:pPr>
-      <w:r>
-        <w:rPr>
-          <w:b/>
-          <w:color w:val="156082" w:themeColor="accent1"/>
+          <w:color w:val="0D0D0D" w:themeColor="text1" w:themeTint="F2"/>
+        </w:rPr>
+      </w:pPr>
+      <w:r>
+        <w:rPr>
+          <w:b/>
+          <w:color w:val="0D0D0D" w:themeColor="text1" w:themeTint="F2"/>
         </w:rPr>
         <w:t>Capturas donde se observe:</w:t>
       </w:r>
@@ -1291,22 +1301,22 @@
     <w:p>
       <w:pPr>
         <w:pStyle w:val="Sinespaciado"/>
-        <w:jc w:val="both"/>
-        <w:rPr>
-          <w:b/>
-          <w:color w:val="156082" w:themeColor="accent1"/>
-        </w:rPr>
-      </w:pPr>
-      <w:r>
-        <w:rPr>
-          <w:b/>
-          <w:color w:val="156082" w:themeColor="accent1"/>
-        </w:rPr>
-        <w:lastRenderedPageBreak/>
+        <w:ind w:left="1210" w:firstLine="0"/>
+        <w:jc w:val="both"/>
+        <w:rPr>
+          <w:b/>
+          <w:color w:val="156082" w:themeColor="accent1"/>
+        </w:rPr>
+      </w:pPr>
+      <w:r>
+        <w:rPr>
+          <w:b/>
+          <w:color w:val="156082" w:themeColor="accent1"/>
+        </w:rPr>
         <w:drawing>
-          <wp:inline distT="0" distB="0" distL="0" distR="0" wp14:anchorId="28BE991B" wp14:editId="330473E8">
-            <wp:extent cx="4663844" cy="7780694"/>
-            <wp:effectExtent l="0" t="0" r="3810" b="0"/>
+          <wp:inline distT="0" distB="0" distL="0" distR="0" wp14:anchorId="28BE991B" wp14:editId="7919D57C">
+            <wp:extent cx="4089494" cy="6822506"/>
+            <wp:effectExtent l="0" t="0" r="6350" b="0"/>
             <wp:docPr id="1537887050" name="Imagen 1"/>
             <wp:cNvGraphicFramePr>
               <a:graphicFrameLocks xmlns:a="http://schemas.openxmlformats.org/drawingml/2006/main" noChangeAspect="1"/>
@@ -1327,7 +1337,7 @@
                   <pic:spPr>
                     <a:xfrm>
                       <a:off x="0" y="0"/>
-                      <a:ext cx="4663844" cy="7780694"/>
+                      <a:ext cx="4093254" cy="6828778"/>
                     </a:xfrm>
                     <a:prstGeom prst="rect">
                       <a:avLst/>
@@ -1339,16 +1349,6 @@
           </wp:inline>
         </w:drawing>
       </w:r>
-    </w:p>
-    <w:p>
-      <w:pPr>
-        <w:pStyle w:val="Sinespaciado"/>
-        <w:jc w:val="both"/>
-        <w:rPr>
-          <w:b/>
-          <w:color w:val="156082" w:themeColor="accent1"/>
-        </w:rPr>
-      </w:pPr>
     </w:p>
     <w:p>
       <w:pPr>
@@ -2027,7 +2027,6 @@
           <w:color w:val="156082" w:themeColor="accent1"/>
         </w:rPr>
       </w:pPr>
-      <w:proofErr w:type="spellStart"/>
       <w:r>
         <w:rPr>
           <w:b/>
@@ -2035,7 +2034,6 @@
         </w:rPr>
         <w:t>ExamenParcialIIEstacionamiento</w:t>
       </w:r>
-      <w:proofErr w:type="spellEnd"/>
     </w:p>
     <w:p>
       <w:pPr>
@@ -2045,11 +2043,9 @@
           <w:numId w:val="16"/>
         </w:numPr>
       </w:pPr>
-      <w:proofErr w:type="spellStart"/>
       <w:r>
         <w:t>database</w:t>
       </w:r>
-      <w:proofErr w:type="spellEnd"/>
     </w:p>
     <w:p>
       <w:pPr>
@@ -2059,11 +2055,9 @@
           <w:numId w:val="12"/>
         </w:numPr>
       </w:pPr>
-      <w:proofErr w:type="spellStart"/>
       <w:r>
         <w:t>estacionamiento.sql</w:t>
       </w:r>
-      <w:proofErr w:type="spellEnd"/>
     </w:p>
     <w:p>
       <w:pPr>
@@ -2085,11 +2079,9 @@
           <w:numId w:val="16"/>
         </w:numPr>
       </w:pPr>
-      <w:proofErr w:type="spellStart"/>
       <w:r>
         <w:t>src</w:t>
       </w:r>
-      <w:proofErr w:type="spellEnd"/>
     </w:p>
     <w:p>
       <w:pPr>
@@ -2159,14 +2151,12 @@
           <w:numId w:val="15"/>
         </w:numPr>
       </w:pPr>
-      <w:proofErr w:type="spellStart"/>
       <w:r>
         <w:t>G</w:t>
       </w:r>
       <w:r>
         <w:t>itignore</w:t>
       </w:r>
-      <w:proofErr w:type="spellEnd"/>
     </w:p>
     <w:p>
       <w:pPr>
@@ -2281,6 +2271,33 @@
     <w:p>
       <w:pPr>
         <w:pStyle w:val="Sinespaciado"/>
+        <w:jc w:val="both"/>
+        <w:rPr>
+          <w:b/>
+          <w:color w:val="0D0D0D" w:themeColor="text1" w:themeTint="F2"/>
+        </w:rPr>
+      </w:pPr>
+      <w:hyperlink r:id="rId30" w:history="1">
+        <w:r>
+          <w:rPr>
+            <w:rStyle w:val="Hipervnculo"/>
+            <w:b/>
+            <w:color w:val="0D0D0D" w:themeColor="text1" w:themeTint="F2"/>
+          </w:rPr>
+          <w:t>https://github.com/gersonezelopez-dev/Examen-parcial-II</w:t>
+        </w:r>
+      </w:hyperlink>
+      <w:r>
+        <w:rPr>
+          <w:b/>
+          <w:color w:val="0D0D0D" w:themeColor="text1" w:themeTint="F2"/>
+        </w:rPr>
+        <w:t xml:space="preserve"> </w:t>
+      </w:r>
+    </w:p>
+    <w:p>
+      <w:pPr>
+        <w:pStyle w:val="Sinespaciado"/>
         <w:numPr>
           <w:ilvl w:val="0"/>
           <w:numId w:val="13"/>
@@ -2302,6 +2319,57 @@
     <w:p>
       <w:pPr>
         <w:pStyle w:val="Sinespaciado"/>
+        <w:jc w:val="both"/>
+        <w:rPr>
+          <w:b/>
+          <w:color w:val="156082" w:themeColor="accent1"/>
+        </w:rPr>
+      </w:pPr>
+      <w:r>
+        <w:rPr>
+          <w:b/>
+          <w:color w:val="156082" w:themeColor="accent1"/>
+        </w:rPr>
+        <w:drawing>
+          <wp:inline distT="0" distB="0" distL="0" distR="0" wp14:anchorId="4A2412A5" wp14:editId="25AEE2E0">
+            <wp:extent cx="5612130" cy="3155950"/>
+            <wp:effectExtent l="0" t="0" r="7620" b="6350"/>
+            <wp:docPr id="905362136" name="Imagen 1"/>
+            <wp:cNvGraphicFramePr>
+              <a:graphicFrameLocks xmlns:a="http://schemas.openxmlformats.org/drawingml/2006/main" noChangeAspect="1"/>
+            </wp:cNvGraphicFramePr>
+            <a:graphic xmlns:a="http://schemas.openxmlformats.org/drawingml/2006/main">
+              <a:graphicData uri="http://schemas.openxmlformats.org/drawingml/2006/picture">
+                <pic:pic xmlns:pic="http://schemas.openxmlformats.org/drawingml/2006/picture">
+                  <pic:nvPicPr>
+                    <pic:cNvPr id="905362136" name=""/>
+                    <pic:cNvPicPr/>
+                  </pic:nvPicPr>
+                  <pic:blipFill>
+                    <a:blip r:embed="rId31"/>
+                    <a:stretch>
+                      <a:fillRect/>
+                    </a:stretch>
+                  </pic:blipFill>
+                  <pic:spPr>
+                    <a:xfrm>
+                      <a:off x="0" y="0"/>
+                      <a:ext cx="5612130" cy="3155950"/>
+                    </a:xfrm>
+                    <a:prstGeom prst="rect">
+                      <a:avLst/>
+                    </a:prstGeom>
+                  </pic:spPr>
+                </pic:pic>
+              </a:graphicData>
+            </a:graphic>
+          </wp:inline>
+        </w:drawing>
+      </w:r>
+    </w:p>
+    <w:p>
+      <w:pPr>
+        <w:pStyle w:val="Sinespaciado"/>
         <w:ind w:left="0" w:firstLine="0"/>
         <w:jc w:val="both"/>
         <w:rPr>
@@ -2311,9 +2379,9 @@
       </w:pPr>
     </w:p>
     <w:sectPr>
-      <w:headerReference w:type="even" r:id="rId30"/>
-      <w:headerReference w:type="default" r:id="rId31"/>
-      <w:headerReference w:type="first" r:id="rId32"/>
+      <w:headerReference w:type="even" r:id="rId32"/>
+      <w:headerReference w:type="default" r:id="rId33"/>
+      <w:headerReference w:type="first" r:id="rId34"/>
       <w:pgSz w:w="12240" w:h="15840"/>
       <w:pgMar w:top="1417" w:right="1701" w:bottom="1417" w:left="1701" w:header="708" w:footer="708" w:gutter="0"/>
       <w:cols w:space="708"/>
@@ -5724,6 +5792,29 @@
       <w:szCs w:val="20"/>
     </w:rPr>
   </w:style>
+  <w:style w:type="character" w:styleId="Hipervnculo">
+    <w:name w:val="Hyperlink"/>
+    <w:basedOn w:val="Fuentedeprrafopredeter"/>
+    <w:uiPriority w:val="99"/>
+    <w:unhideWhenUsed/>
+    <w:rsid w:val="00307220"/>
+    <w:rPr>
+      <w:color w:val="467886" w:themeColor="hyperlink"/>
+      <w:u w:val="single"/>
+    </w:rPr>
+  </w:style>
+  <w:style w:type="character" w:styleId="Mencinsinresolver">
+    <w:name w:val="Unresolved Mention"/>
+    <w:basedOn w:val="Fuentedeprrafopredeter"/>
+    <w:uiPriority w:val="99"/>
+    <w:semiHidden/>
+    <w:unhideWhenUsed/>
+    <w:rsid w:val="00307220"/>
+    <w:rPr>
+      <w:color w:val="605E5C"/>
+      <w:shd w:val="clear" w:color="auto" w:fill="E1DFDD"/>
+    </w:rPr>
+  </w:style>
 </w:styles>
 </file>
 
